--- a/Examen Parcial.docx
+++ b/Examen Parcial.docx
@@ -890,13 +890,7 @@
         <w:t>debería</w:t>
       </w:r>
       <w:r>
-        <w:t xml:space="preserve"> ser un </w:t>
-      </w:r>
-      <w:r>
-        <w:t>ϴ</w:t>
-      </w:r>
-      <w:r>
-        <w:t xml:space="preserve"> (log n) pero no lo es, porque solo realiza el tamaño del array menos 1, por ejemplo: el tamaño de mi array es 5 pero el numero de comparaciones que hará es 4 porque recordemos que el primer dato empieza desde 0 y si compara el dato en la </w:t>
+        <w:t xml:space="preserve"> ser un ϴ (log n) pero no lo es, porque solo realiza el tamaño del array menos 1, por ejemplo: el tamaño de mi array es 5 pero el numero de comparaciones que hará es 4 porque recordemos que el primer dato empieza desde 0 y si compara el dato en la </w:t>
       </w:r>
       <w:r>
         <w:t>posición</w:t>
@@ -4075,6 +4069,7 @@
       <w:r>
         <w:rPr>
           <w:rFonts w:ascii="Times New Roman" w:hAnsi="Times New Roman" w:cs="Times New Roman"/>
+          <w:noProof/>
           <w:sz w:val="20"/>
           <w:szCs w:val="20"/>
         </w:rPr>
@@ -4144,46 +4139,31 @@
           <w:sz w:val="20"/>
           <w:szCs w:val="20"/>
         </w:rPr>
-        <w:t>Compilador en lí</w:t>
-      </w:r>
+        <w:t xml:space="preserve">Compilador en línea </w:t>
+      </w:r>
+      <w:proofErr w:type="spellStart"/>
       <w:r>
         <w:rPr>
           <w:rFonts w:ascii="Times New Roman" w:hAnsi="Times New Roman" w:cs="Times New Roman"/>
           <w:sz w:val="20"/>
           <w:szCs w:val="20"/>
         </w:rPr>
-        <w:t>n</w:t>
-      </w:r>
-      <w:r>
+        <w:t>Programiz</w:t>
+      </w:r>
+      <w:proofErr w:type="spellEnd"/>
+    </w:p>
+    <w:p>
+      <w:pPr>
         <w:rPr>
           <w:rFonts w:ascii="Times New Roman" w:hAnsi="Times New Roman" w:cs="Times New Roman"/>
           <w:sz w:val="20"/>
           <w:szCs w:val="20"/>
         </w:rPr>
-        <w:t xml:space="preserve">ea </w:t>
-      </w:r>
-      <w:proofErr w:type="spellStart"/>
+      </w:pPr>
       <w:r>
         <w:rPr>
           <w:rFonts w:ascii="Times New Roman" w:hAnsi="Times New Roman" w:cs="Times New Roman"/>
-          <w:sz w:val="20"/>
-          <w:szCs w:val="20"/>
-        </w:rPr>
-        <w:t>Programiz</w:t>
-      </w:r>
-      <w:proofErr w:type="spellEnd"/>
-    </w:p>
-    <w:p>
-      <w:pPr>
-        <w:rPr>
-          <w:rFonts w:ascii="Times New Roman" w:hAnsi="Times New Roman" w:cs="Times New Roman"/>
-          <w:sz w:val="20"/>
-          <w:szCs w:val="20"/>
-        </w:rPr>
-      </w:pPr>
-      <w:r>
-        <w:rPr>
-          <w:rFonts w:ascii="Times New Roman" w:hAnsi="Times New Roman" w:cs="Times New Roman"/>
+          <w:noProof/>
           <w:sz w:val="20"/>
           <w:szCs w:val="20"/>
         </w:rPr>
@@ -4737,7 +4717,7 @@
     <w:p>
       <w:pPr>
         <w:rPr>
-          <w:rFonts w:ascii="Arial" w:eastAsia="Arial" w:hAnsi="Arial" w:cs="Arial" w:hint="eastAsia"/>
+          <w:rFonts w:ascii="Arial" w:eastAsia="Arial" w:hAnsi="Arial" w:cs="Arial"/>
           <w:lang w:eastAsia="zh-CN"/>
         </w:rPr>
       </w:pPr>
@@ -10338,6 +10318,9 @@
     </w:p>
     <w:p>
       <w:r>
+        <w:rPr>
+          <w:noProof/>
+        </w:rPr>
         <w:drawing>
           <wp:inline distT="0" distB="0" distL="0" distR="0" wp14:anchorId="584EE2A3" wp14:editId="6E015D6C">
             <wp:extent cx="4062873" cy="8181833"/>
@@ -10385,6 +10368,2056 @@
       </w:r>
       <w:proofErr w:type="spellEnd"/>
     </w:p>
+    <w:p>
+      <w:pPr>
+        <w:jc w:val="center"/>
+        <w:rPr>
+          <w:rFonts w:ascii="Gotham Black" w:hAnsi="Gotham Black" w:cstheme="minorHAnsi"/>
+          <w:sz w:val="48"/>
+        </w:rPr>
+      </w:pPr>
+      <w:r>
+        <w:rPr>
+          <w:rFonts w:ascii="Gotham Black" w:hAnsi="Gotham Black" w:cstheme="minorHAnsi"/>
+          <w:sz w:val="48"/>
+        </w:rPr>
+        <w:lastRenderedPageBreak/>
+        <w:t>RÚBRICA</w:t>
+      </w:r>
+    </w:p>
+    <w:p>
+      <w:pPr>
+        <w:jc w:val="center"/>
+        <w:rPr>
+          <w:rFonts w:ascii="Gotham Black" w:hAnsi="Gotham Black" w:cstheme="minorHAnsi"/>
+          <w:sz w:val="32"/>
+        </w:rPr>
+      </w:pPr>
+      <w:r>
+        <w:rPr>
+          <w:rFonts w:ascii="Gotham Black" w:hAnsi="Gotham Black" w:cstheme="minorHAnsi"/>
+          <w:sz w:val="32"/>
+        </w:rPr>
+        <w:t>EXAMEN PARCIAL</w:t>
+      </w:r>
+    </w:p>
+    <w:p>
+      <w:pPr>
+        <w:rPr>
+          <w:rFonts w:cstheme="minorHAnsi"/>
+        </w:rPr>
+      </w:pPr>
+    </w:p>
+    <w:tbl>
+      <w:tblPr>
+        <w:tblStyle w:val="TableNormal"/>
+        <w:tblW w:w="0" w:type="auto"/>
+        <w:tblBorders>
+          <w:top w:val="single" w:sz="4" w:space="0" w:color="000000"/>
+          <w:left w:val="single" w:sz="4" w:space="0" w:color="000000"/>
+          <w:bottom w:val="single" w:sz="4" w:space="0" w:color="000000"/>
+          <w:right w:val="single" w:sz="4" w:space="0" w:color="000000"/>
+          <w:insideH w:val="single" w:sz="4" w:space="0" w:color="000000"/>
+          <w:insideV w:val="single" w:sz="4" w:space="0" w:color="000000"/>
+        </w:tblBorders>
+        <w:tblLayout w:type="fixed"/>
+        <w:tblLook w:val="01E0" w:firstRow="1" w:lastRow="1" w:firstColumn="1" w:lastColumn="1" w:noHBand="0" w:noVBand="0"/>
+      </w:tblPr>
+      <w:tblGrid>
+        <w:gridCol w:w="1944"/>
+        <w:gridCol w:w="2252"/>
+        <w:gridCol w:w="2355"/>
+        <w:gridCol w:w="1945"/>
+      </w:tblGrid>
+      <w:tr>
+        <w:trPr>
+          <w:trHeight w:val="698"/>
+        </w:trPr>
+        <w:tc>
+          <w:tcPr>
+            <w:tcW w:w="1944" w:type="dxa"/>
+            <w:shd w:val="clear" w:color="auto" w:fill="D9D9D9"/>
+          </w:tcPr>
+          <w:p>
+            <w:pPr>
+              <w:jc w:val="center"/>
+              <w:rPr>
+                <w:b/>
+                <w:sz w:val="24"/>
+                <w:szCs w:val="24"/>
+              </w:rPr>
+            </w:pPr>
+            <w:r>
+              <w:rPr>
+                <w:b/>
+                <w:sz w:val="24"/>
+                <w:szCs w:val="24"/>
+              </w:rPr>
+              <w:t>Criterios y puntaje</w:t>
+            </w:r>
+          </w:p>
+          <w:p>
+            <w:pPr>
+              <w:pStyle w:val="TableParagraph"/>
+              <w:spacing w:line="258" w:lineRule="exact"/>
+              <w:rPr>
+                <w:rFonts w:ascii="Gotham Black" w:hAnsi="Gotham Black"/>
+                <w:b/>
+                <w:sz w:val="24"/>
+                <w:szCs w:val="24"/>
+              </w:rPr>
+            </w:pPr>
+          </w:p>
+        </w:tc>
+        <w:tc>
+          <w:tcPr>
+            <w:tcW w:w="2252" w:type="dxa"/>
+            <w:shd w:val="clear" w:color="auto" w:fill="D9D9D9"/>
+          </w:tcPr>
+          <w:p>
+            <w:pPr>
+              <w:jc w:val="center"/>
+              <w:rPr>
+                <w:b/>
+                <w:sz w:val="24"/>
+                <w:szCs w:val="24"/>
+              </w:rPr>
+            </w:pPr>
+            <w:r>
+              <w:rPr>
+                <w:b/>
+                <w:sz w:val="24"/>
+                <w:szCs w:val="24"/>
+              </w:rPr>
+              <w:t>Bueno</w:t>
+            </w:r>
+          </w:p>
+          <w:p>
+            <w:pPr>
+              <w:pStyle w:val="TableParagraph"/>
+              <w:spacing w:line="317" w:lineRule="exact"/>
+              <w:ind w:left="271" w:right="267"/>
+              <w:rPr>
+                <w:rFonts w:ascii="Gotham Black" w:hAnsi="Gotham Black"/>
+                <w:b/>
+                <w:sz w:val="24"/>
+                <w:szCs w:val="24"/>
+              </w:rPr>
+            </w:pPr>
+          </w:p>
+        </w:tc>
+        <w:tc>
+          <w:tcPr>
+            <w:tcW w:w="2355" w:type="dxa"/>
+            <w:shd w:val="clear" w:color="auto" w:fill="D9D9D9"/>
+          </w:tcPr>
+          <w:p>
+            <w:pPr>
+              <w:jc w:val="center"/>
+              <w:rPr>
+                <w:b/>
+                <w:sz w:val="24"/>
+                <w:szCs w:val="24"/>
+              </w:rPr>
+            </w:pPr>
+            <w:r>
+              <w:rPr>
+                <w:b/>
+                <w:sz w:val="24"/>
+                <w:szCs w:val="24"/>
+              </w:rPr>
+              <w:t>Regular</w:t>
+            </w:r>
+          </w:p>
+          <w:p>
+            <w:pPr>
+              <w:pStyle w:val="TableParagraph"/>
+              <w:spacing w:line="317" w:lineRule="exact"/>
+              <w:ind w:left="323" w:right="318"/>
+              <w:rPr>
+                <w:rFonts w:ascii="Gotham Black" w:hAnsi="Gotham Black"/>
+                <w:b/>
+                <w:sz w:val="24"/>
+                <w:szCs w:val="24"/>
+              </w:rPr>
+            </w:pPr>
+          </w:p>
+        </w:tc>
+        <w:tc>
+          <w:tcPr>
+            <w:tcW w:w="1945" w:type="dxa"/>
+            <w:shd w:val="clear" w:color="auto" w:fill="D9D9D9"/>
+          </w:tcPr>
+          <w:p>
+            <w:pPr>
+              <w:jc w:val="center"/>
+              <w:rPr>
+                <w:b/>
+                <w:sz w:val="24"/>
+                <w:szCs w:val="24"/>
+              </w:rPr>
+            </w:pPr>
+            <w:r>
+              <w:rPr>
+                <w:b/>
+                <w:sz w:val="24"/>
+                <w:szCs w:val="24"/>
+              </w:rPr>
+              <w:t>Deficiente</w:t>
+            </w:r>
+          </w:p>
+        </w:tc>
+      </w:tr>
+      <w:tr>
+        <w:trPr>
+          <w:trHeight w:val="1404"/>
+        </w:trPr>
+        <w:tc>
+          <w:tcPr>
+            <w:tcW w:w="1944" w:type="dxa"/>
+          </w:tcPr>
+          <w:p>
+            <w:pPr>
+              <w:pStyle w:val="TableParagraph"/>
+              <w:spacing w:line="258" w:lineRule="exact"/>
+              <w:ind w:right="49"/>
+              <w:jc w:val="left"/>
+              <w:rPr>
+                <w:szCs w:val="20"/>
+              </w:rPr>
+            </w:pPr>
+            <w:r>
+              <w:rPr>
+                <w:szCs w:val="20"/>
+              </w:rPr>
+              <w:t>Problema 1. Diseño de algoritmo</w:t>
+            </w:r>
+          </w:p>
+          <w:p>
+            <w:pPr>
+              <w:pStyle w:val="TableParagraph"/>
+              <w:spacing w:line="258" w:lineRule="exact"/>
+              <w:ind w:right="49"/>
+              <w:jc w:val="left"/>
+              <w:rPr>
+                <w:szCs w:val="20"/>
+              </w:rPr>
+            </w:pPr>
+            <w:r>
+              <w:rPr>
+                <w:szCs w:val="20"/>
+              </w:rPr>
+              <w:t>(2 puntos)</w:t>
+            </w:r>
+          </w:p>
+        </w:tc>
+        <w:tc>
+          <w:tcPr>
+            <w:tcW w:w="2252" w:type="dxa"/>
+          </w:tcPr>
+          <w:p>
+            <w:pPr>
+              <w:pStyle w:val="TableParagraph"/>
+              <w:spacing w:line="225" w:lineRule="auto"/>
+              <w:ind w:left="134" w:right="131" w:firstLine="3"/>
+              <w:rPr>
+                <w:szCs w:val="20"/>
+              </w:rPr>
+            </w:pPr>
+            <w:r>
+              <w:rPr>
+                <w:szCs w:val="20"/>
+              </w:rPr>
+              <w:t>Recursión correctamente definida con caso base claro</w:t>
+            </w:r>
+            <w:r>
+              <w:rPr>
+                <w:szCs w:val="20"/>
+              </w:rPr>
+              <w:t xml:space="preserve"> y justificado.</w:t>
+            </w:r>
+          </w:p>
+          <w:p>
+            <w:pPr>
+              <w:pStyle w:val="TableParagraph"/>
+              <w:spacing w:line="225" w:lineRule="auto"/>
+              <w:ind w:left="134" w:right="131" w:firstLine="3"/>
+              <w:rPr>
+                <w:szCs w:val="20"/>
+              </w:rPr>
+            </w:pPr>
+            <w:r>
+              <w:rPr>
+                <w:szCs w:val="20"/>
+              </w:rPr>
+              <w:t>(2 puntos)</w:t>
+            </w:r>
+          </w:p>
+          <w:p>
+            <w:pPr>
+              <w:pStyle w:val="TableParagraph"/>
+              <w:spacing w:line="225" w:lineRule="auto"/>
+              <w:ind w:left="134" w:right="131" w:firstLine="3"/>
+              <w:rPr>
+                <w:szCs w:val="20"/>
+              </w:rPr>
+            </w:pPr>
+          </w:p>
+        </w:tc>
+        <w:tc>
+          <w:tcPr>
+            <w:tcW w:w="2355" w:type="dxa"/>
+          </w:tcPr>
+          <w:p>
+            <w:pPr>
+              <w:pStyle w:val="TableParagraph"/>
+              <w:spacing w:line="225" w:lineRule="auto"/>
+              <w:ind w:left="258" w:right="249" w:hanging="3"/>
+              <w:rPr>
+                <w:szCs w:val="20"/>
+              </w:rPr>
+            </w:pPr>
+            <w:r>
+              <w:rPr>
+                <w:szCs w:val="20"/>
+              </w:rPr>
+              <w:t>Diseño parcial o poco claro</w:t>
+            </w:r>
+            <w:r>
+              <w:rPr>
+                <w:szCs w:val="20"/>
+              </w:rPr>
+              <w:t>.</w:t>
+            </w:r>
+          </w:p>
+          <w:p>
+            <w:pPr>
+              <w:pStyle w:val="TableParagraph"/>
+              <w:spacing w:line="225" w:lineRule="auto"/>
+              <w:ind w:left="258" w:right="249" w:hanging="3"/>
+              <w:rPr>
+                <w:szCs w:val="20"/>
+              </w:rPr>
+            </w:pPr>
+            <w:r>
+              <w:rPr>
+                <w:szCs w:val="20"/>
+              </w:rPr>
+              <w:t>(1 punto)</w:t>
+            </w:r>
+          </w:p>
+        </w:tc>
+        <w:tc>
+          <w:tcPr>
+            <w:tcW w:w="1945" w:type="dxa"/>
+          </w:tcPr>
+          <w:p>
+            <w:pPr>
+              <w:pStyle w:val="TableParagraph"/>
+              <w:spacing w:line="225" w:lineRule="auto"/>
+              <w:ind w:left="404" w:right="125" w:hanging="269"/>
+              <w:rPr>
+                <w:szCs w:val="20"/>
+              </w:rPr>
+            </w:pPr>
+            <w:r>
+              <w:rPr>
+                <w:szCs w:val="20"/>
+              </w:rPr>
+              <w:t>No hay diseño</w:t>
+            </w:r>
+          </w:p>
+          <w:p>
+            <w:pPr>
+              <w:pStyle w:val="TableParagraph"/>
+              <w:spacing w:line="225" w:lineRule="auto"/>
+              <w:ind w:left="404" w:right="125" w:hanging="269"/>
+              <w:rPr>
+                <w:szCs w:val="20"/>
+              </w:rPr>
+            </w:pPr>
+            <w:r>
+              <w:rPr>
+                <w:szCs w:val="20"/>
+              </w:rPr>
+              <w:t>correcto</w:t>
+            </w:r>
+            <w:r>
+              <w:rPr>
+                <w:szCs w:val="20"/>
+              </w:rPr>
+              <w:t>.</w:t>
+            </w:r>
+          </w:p>
+          <w:p>
+            <w:pPr>
+              <w:pStyle w:val="TableParagraph"/>
+              <w:spacing w:line="225" w:lineRule="auto"/>
+              <w:ind w:left="404" w:right="125" w:hanging="269"/>
+              <w:rPr>
+                <w:szCs w:val="20"/>
+              </w:rPr>
+            </w:pPr>
+            <w:r>
+              <w:rPr>
+                <w:szCs w:val="20"/>
+              </w:rPr>
+              <w:t>(0 puntos)</w:t>
+            </w:r>
+          </w:p>
+        </w:tc>
+      </w:tr>
+      <w:tr>
+        <w:trPr>
+          <w:trHeight w:val="998"/>
+        </w:trPr>
+        <w:tc>
+          <w:tcPr>
+            <w:tcW w:w="1944" w:type="dxa"/>
+          </w:tcPr>
+          <w:p>
+            <w:pPr>
+              <w:pStyle w:val="TableParagraph"/>
+              <w:spacing w:line="258" w:lineRule="exact"/>
+              <w:jc w:val="left"/>
+              <w:rPr>
+                <w:szCs w:val="20"/>
+              </w:rPr>
+            </w:pPr>
+            <w:r>
+              <w:rPr>
+                <w:szCs w:val="20"/>
+              </w:rPr>
+              <w:t xml:space="preserve">Problema 1. Correctitud </w:t>
+            </w:r>
+          </w:p>
+          <w:p>
+            <w:pPr>
+              <w:pStyle w:val="TableParagraph"/>
+              <w:spacing w:line="258" w:lineRule="exact"/>
+              <w:jc w:val="left"/>
+              <w:rPr>
+                <w:szCs w:val="20"/>
+              </w:rPr>
+            </w:pPr>
+            <w:r>
+              <w:rPr>
+                <w:szCs w:val="20"/>
+              </w:rPr>
+              <w:t>(2 puntos)</w:t>
+            </w:r>
+          </w:p>
+        </w:tc>
+        <w:tc>
+          <w:tcPr>
+            <w:tcW w:w="2252" w:type="dxa"/>
+          </w:tcPr>
+          <w:p>
+            <w:pPr>
+              <w:pStyle w:val="TableParagraph"/>
+              <w:spacing w:line="225" w:lineRule="auto"/>
+              <w:ind w:left="143" w:right="140" w:firstLine="3"/>
+              <w:rPr>
+                <w:szCs w:val="20"/>
+              </w:rPr>
+            </w:pPr>
+            <w:r>
+              <w:rPr>
+                <w:szCs w:val="20"/>
+              </w:rPr>
+              <w:t>Determina correctamente si está ordenado</w:t>
+            </w:r>
+          </w:p>
+          <w:p>
+            <w:pPr>
+              <w:pStyle w:val="TableParagraph"/>
+              <w:spacing w:line="225" w:lineRule="auto"/>
+              <w:ind w:left="143" w:right="140" w:firstLine="3"/>
+              <w:rPr>
+                <w:szCs w:val="20"/>
+              </w:rPr>
+            </w:pPr>
+            <w:r>
+              <w:rPr>
+                <w:szCs w:val="20"/>
+              </w:rPr>
+              <w:t>(2 puntos)</w:t>
+            </w:r>
+          </w:p>
+          <w:p>
+            <w:pPr>
+              <w:pStyle w:val="TableParagraph"/>
+              <w:spacing w:line="225" w:lineRule="auto"/>
+              <w:ind w:left="143" w:right="140" w:firstLine="3"/>
+              <w:rPr>
+                <w:szCs w:val="20"/>
+              </w:rPr>
+            </w:pPr>
+          </w:p>
+        </w:tc>
+        <w:tc>
+          <w:tcPr>
+            <w:tcW w:w="2355" w:type="dxa"/>
+          </w:tcPr>
+          <w:p>
+            <w:pPr>
+              <w:pStyle w:val="TableParagraph"/>
+              <w:spacing w:line="225" w:lineRule="auto"/>
+              <w:ind w:left="316" w:right="307" w:hanging="1"/>
+              <w:rPr>
+                <w:szCs w:val="20"/>
+              </w:rPr>
+            </w:pPr>
+            <w:r>
+              <w:rPr>
+                <w:szCs w:val="20"/>
+              </w:rPr>
+              <w:t>Falla en algunos casos</w:t>
+            </w:r>
+          </w:p>
+          <w:p>
+            <w:pPr>
+              <w:pStyle w:val="TableParagraph"/>
+              <w:spacing w:line="225" w:lineRule="auto"/>
+              <w:ind w:left="316" w:right="307" w:hanging="1"/>
+              <w:rPr>
+                <w:szCs w:val="20"/>
+              </w:rPr>
+            </w:pPr>
+            <w:r>
+              <w:rPr>
+                <w:szCs w:val="20"/>
+              </w:rPr>
+              <w:t>(1 punto)</w:t>
+            </w:r>
+          </w:p>
+        </w:tc>
+        <w:tc>
+          <w:tcPr>
+            <w:tcW w:w="1945" w:type="dxa"/>
+          </w:tcPr>
+          <w:p>
+            <w:pPr>
+              <w:pStyle w:val="TableParagraph"/>
+              <w:spacing w:line="225" w:lineRule="auto"/>
+              <w:ind w:left="203" w:right="197"/>
+              <w:rPr>
+                <w:szCs w:val="20"/>
+              </w:rPr>
+            </w:pPr>
+            <w:r>
+              <w:rPr>
+                <w:szCs w:val="20"/>
+              </w:rPr>
+              <w:t xml:space="preserve">Falla en </w:t>
+            </w:r>
+            <w:r>
+              <w:rPr>
+                <w:szCs w:val="20"/>
+              </w:rPr>
+              <w:t>la mayoría de los</w:t>
+            </w:r>
+            <w:r>
+              <w:rPr>
+                <w:szCs w:val="20"/>
+              </w:rPr>
+              <w:t xml:space="preserve"> casos</w:t>
+            </w:r>
+            <w:r>
+              <w:rPr>
+                <w:szCs w:val="20"/>
+              </w:rPr>
+              <w:t>.</w:t>
+            </w:r>
+          </w:p>
+          <w:p>
+            <w:pPr>
+              <w:pStyle w:val="TableParagraph"/>
+              <w:spacing w:line="225" w:lineRule="auto"/>
+              <w:ind w:left="203" w:right="197"/>
+              <w:rPr>
+                <w:szCs w:val="20"/>
+              </w:rPr>
+            </w:pPr>
+            <w:r>
+              <w:rPr>
+                <w:szCs w:val="20"/>
+              </w:rPr>
+              <w:t>(0 puntos)</w:t>
+            </w:r>
+          </w:p>
+        </w:tc>
+      </w:tr>
+      <w:tr>
+        <w:trPr>
+          <w:trHeight w:val="1016"/>
+        </w:trPr>
+        <w:tc>
+          <w:tcPr>
+            <w:tcW w:w="1944" w:type="dxa"/>
+          </w:tcPr>
+          <w:p>
+            <w:pPr>
+              <w:pStyle w:val="TableParagraph"/>
+              <w:spacing w:line="258" w:lineRule="exact"/>
+              <w:jc w:val="left"/>
+              <w:rPr>
+                <w:szCs w:val="20"/>
+              </w:rPr>
+            </w:pPr>
+            <w:r>
+              <w:rPr>
+                <w:szCs w:val="20"/>
+              </w:rPr>
+              <w:t>Problema 1.</w:t>
+            </w:r>
+          </w:p>
+          <w:p>
+            <w:pPr>
+              <w:pStyle w:val="TableParagraph"/>
+              <w:spacing w:line="258" w:lineRule="exact"/>
+              <w:jc w:val="left"/>
+              <w:rPr>
+                <w:szCs w:val="20"/>
+              </w:rPr>
+            </w:pPr>
+            <w:r>
+              <w:rPr>
+                <w:szCs w:val="20"/>
+              </w:rPr>
+              <w:t>Recurrencia + Big O</w:t>
+            </w:r>
+          </w:p>
+          <w:p>
+            <w:pPr>
+              <w:pStyle w:val="TableParagraph"/>
+              <w:spacing w:line="225" w:lineRule="auto"/>
+              <w:ind w:right="140"/>
+              <w:jc w:val="left"/>
+              <w:rPr>
+                <w:szCs w:val="20"/>
+              </w:rPr>
+            </w:pPr>
+            <w:r>
+              <w:rPr>
+                <w:szCs w:val="20"/>
+              </w:rPr>
+              <w:t>(2 puntos)</w:t>
+            </w:r>
+          </w:p>
+          <w:p>
+            <w:pPr>
+              <w:pStyle w:val="TableParagraph"/>
+              <w:spacing w:line="258" w:lineRule="exact"/>
+              <w:jc w:val="left"/>
+              <w:rPr>
+                <w:rFonts w:ascii="Trebuchet MS" w:hAnsi="Trebuchet MS"/>
+                <w:b/>
+                <w:w w:val="95"/>
+                <w:szCs w:val="20"/>
+              </w:rPr>
+            </w:pPr>
+          </w:p>
+        </w:tc>
+        <w:tc>
+          <w:tcPr>
+            <w:tcW w:w="2252" w:type="dxa"/>
+          </w:tcPr>
+          <w:p>
+            <w:pPr>
+              <w:pStyle w:val="TableParagraph"/>
+              <w:spacing w:line="258" w:lineRule="exact"/>
+              <w:rPr>
+                <w:szCs w:val="20"/>
+              </w:rPr>
+            </w:pPr>
+            <w:r>
+              <w:rPr>
+                <w:szCs w:val="20"/>
+              </w:rPr>
+              <w:t>T(n) y O(n) correctos y justificados</w:t>
+            </w:r>
+          </w:p>
+          <w:p>
+            <w:pPr>
+              <w:pStyle w:val="TableParagraph"/>
+              <w:spacing w:line="258" w:lineRule="exact"/>
+              <w:rPr>
+                <w:szCs w:val="20"/>
+              </w:rPr>
+            </w:pPr>
+            <w:r>
+              <w:rPr>
+                <w:szCs w:val="20"/>
+              </w:rPr>
+              <w:t>(2 puntos)</w:t>
+            </w:r>
+          </w:p>
+        </w:tc>
+        <w:tc>
+          <w:tcPr>
+            <w:tcW w:w="2355" w:type="dxa"/>
+          </w:tcPr>
+          <w:p>
+            <w:pPr>
+              <w:pStyle w:val="TableParagraph"/>
+              <w:spacing w:line="258" w:lineRule="exact"/>
+              <w:rPr>
+                <w:szCs w:val="20"/>
+              </w:rPr>
+            </w:pPr>
+            <w:r>
+              <w:rPr>
+                <w:szCs w:val="20"/>
+              </w:rPr>
+              <w:t>Parcial o con errores menores</w:t>
+            </w:r>
+          </w:p>
+          <w:p>
+            <w:pPr>
+              <w:pStyle w:val="TableParagraph"/>
+              <w:spacing w:line="258" w:lineRule="exact"/>
+              <w:rPr>
+                <w:szCs w:val="20"/>
+              </w:rPr>
+            </w:pPr>
+            <w:r>
+              <w:rPr>
+                <w:szCs w:val="20"/>
+              </w:rPr>
+              <w:t>(1 punto)</w:t>
+            </w:r>
+          </w:p>
+        </w:tc>
+        <w:tc>
+          <w:tcPr>
+            <w:tcW w:w="1945" w:type="dxa"/>
+          </w:tcPr>
+          <w:p>
+            <w:pPr>
+              <w:pStyle w:val="TableParagraph"/>
+              <w:spacing w:line="258" w:lineRule="exact"/>
+              <w:rPr>
+                <w:szCs w:val="20"/>
+              </w:rPr>
+            </w:pPr>
+            <w:r>
+              <w:rPr>
+                <w:szCs w:val="20"/>
+              </w:rPr>
+              <w:t>No lo presenta o es incorrecto</w:t>
+            </w:r>
+          </w:p>
+          <w:p>
+            <w:pPr>
+              <w:pStyle w:val="TableParagraph"/>
+              <w:spacing w:line="258" w:lineRule="exact"/>
+              <w:rPr>
+                <w:szCs w:val="20"/>
+              </w:rPr>
+            </w:pPr>
+            <w:r>
+              <w:rPr>
+                <w:szCs w:val="20"/>
+              </w:rPr>
+              <w:t>(0 puntos)</w:t>
+            </w:r>
+          </w:p>
+        </w:tc>
+      </w:tr>
+      <w:tr>
+        <w:trPr>
+          <w:trHeight w:val="1016"/>
+        </w:trPr>
+        <w:tc>
+          <w:tcPr>
+            <w:tcW w:w="1944" w:type="dxa"/>
+          </w:tcPr>
+          <w:p>
+            <w:pPr>
+              <w:pStyle w:val="TableParagraph"/>
+              <w:spacing w:line="258" w:lineRule="exact"/>
+              <w:jc w:val="left"/>
+              <w:rPr>
+                <w:szCs w:val="20"/>
+              </w:rPr>
+            </w:pPr>
+            <w:r>
+              <w:rPr>
+                <w:szCs w:val="20"/>
+              </w:rPr>
+              <w:t xml:space="preserve">Problema 2. </w:t>
+            </w:r>
+          </w:p>
+          <w:p>
+            <w:pPr>
+              <w:pStyle w:val="TableParagraph"/>
+              <w:spacing w:line="258" w:lineRule="exact"/>
+              <w:jc w:val="left"/>
+              <w:rPr>
+                <w:szCs w:val="20"/>
+              </w:rPr>
+            </w:pPr>
+            <w:r>
+              <w:rPr>
+                <w:szCs w:val="20"/>
+              </w:rPr>
+              <w:t>Diseño D</w:t>
+            </w:r>
+            <w:r>
+              <w:rPr>
+                <w:szCs w:val="20"/>
+              </w:rPr>
+              <w:t>ivide y vencerás.</w:t>
+            </w:r>
+          </w:p>
+          <w:p>
+            <w:pPr>
+              <w:pStyle w:val="TableParagraph"/>
+              <w:spacing w:line="258" w:lineRule="exact"/>
+              <w:jc w:val="left"/>
+              <w:rPr>
+                <w:szCs w:val="20"/>
+              </w:rPr>
+            </w:pPr>
+            <w:r>
+              <w:rPr>
+                <w:szCs w:val="20"/>
+              </w:rPr>
+              <w:t>(2 puntos)</w:t>
+            </w:r>
+          </w:p>
+        </w:tc>
+        <w:tc>
+          <w:tcPr>
+            <w:tcW w:w="2252" w:type="dxa"/>
+          </w:tcPr>
+          <w:p>
+            <w:pPr>
+              <w:pStyle w:val="TableParagraph"/>
+              <w:spacing w:line="258" w:lineRule="exact"/>
+              <w:rPr>
+                <w:szCs w:val="20"/>
+              </w:rPr>
+            </w:pPr>
+            <w:r>
+              <w:rPr>
+                <w:szCs w:val="20"/>
+              </w:rPr>
+              <w:t>Divide correctamente,</w:t>
+            </w:r>
+            <w:r>
+              <w:rPr>
+                <w:szCs w:val="20"/>
+              </w:rPr>
+              <w:t xml:space="preserve"> </w:t>
+            </w:r>
+            <w:r>
+              <w:rPr>
+                <w:szCs w:val="20"/>
+              </w:rPr>
+              <w:t>combina resultados</w:t>
+            </w:r>
+            <w:r>
+              <w:rPr>
+                <w:szCs w:val="20"/>
+              </w:rPr>
+              <w:t xml:space="preserve"> y explica cómo se logra.</w:t>
+            </w:r>
+          </w:p>
+          <w:p>
+            <w:pPr>
+              <w:pStyle w:val="TableParagraph"/>
+              <w:spacing w:line="258" w:lineRule="exact"/>
+              <w:rPr>
+                <w:szCs w:val="20"/>
+              </w:rPr>
+            </w:pPr>
+            <w:r>
+              <w:rPr>
+                <w:szCs w:val="20"/>
+              </w:rPr>
+              <w:t>(2 puntos)</w:t>
+            </w:r>
+          </w:p>
+          <w:p>
+            <w:pPr>
+              <w:pStyle w:val="TableParagraph"/>
+              <w:spacing w:line="258" w:lineRule="exact"/>
+              <w:rPr>
+                <w:szCs w:val="20"/>
+              </w:rPr>
+            </w:pPr>
+          </w:p>
+        </w:tc>
+        <w:tc>
+          <w:tcPr>
+            <w:tcW w:w="2355" w:type="dxa"/>
+          </w:tcPr>
+          <w:p>
+            <w:pPr>
+              <w:pStyle w:val="TableParagraph"/>
+              <w:spacing w:line="258" w:lineRule="exact"/>
+              <w:rPr>
+                <w:szCs w:val="20"/>
+              </w:rPr>
+            </w:pPr>
+            <w:r>
+              <w:rPr>
+                <w:szCs w:val="20"/>
+              </w:rPr>
+              <w:t>Parcial o mal combinado</w:t>
+            </w:r>
+          </w:p>
+          <w:p>
+            <w:pPr>
+              <w:pStyle w:val="TableParagraph"/>
+              <w:spacing w:line="258" w:lineRule="exact"/>
+              <w:rPr>
+                <w:szCs w:val="20"/>
+              </w:rPr>
+            </w:pPr>
+            <w:r>
+              <w:rPr>
+                <w:szCs w:val="20"/>
+              </w:rPr>
+              <w:t>(1 punto)</w:t>
+            </w:r>
+          </w:p>
+        </w:tc>
+        <w:tc>
+          <w:tcPr>
+            <w:tcW w:w="1945" w:type="dxa"/>
+          </w:tcPr>
+          <w:p>
+            <w:pPr>
+              <w:pStyle w:val="TableParagraph"/>
+              <w:spacing w:line="258" w:lineRule="exact"/>
+              <w:rPr>
+                <w:szCs w:val="20"/>
+              </w:rPr>
+            </w:pPr>
+            <w:r>
+              <w:rPr>
+                <w:szCs w:val="20"/>
+              </w:rPr>
+              <w:t>No aplica D&amp;C correctamente</w:t>
+            </w:r>
+          </w:p>
+          <w:p>
+            <w:pPr>
+              <w:pStyle w:val="TableParagraph"/>
+              <w:spacing w:line="258" w:lineRule="exact"/>
+              <w:rPr>
+                <w:szCs w:val="20"/>
+              </w:rPr>
+            </w:pPr>
+            <w:r>
+              <w:rPr>
+                <w:szCs w:val="20"/>
+              </w:rPr>
+              <w:t>(0 puntos)</w:t>
+            </w:r>
+          </w:p>
+        </w:tc>
+      </w:tr>
+      <w:tr>
+        <w:trPr>
+          <w:trHeight w:val="1016"/>
+        </w:trPr>
+        <w:tc>
+          <w:tcPr>
+            <w:tcW w:w="1944" w:type="dxa"/>
+          </w:tcPr>
+          <w:p>
+            <w:pPr>
+              <w:pStyle w:val="TableParagraph"/>
+              <w:spacing w:line="258" w:lineRule="exact"/>
+              <w:jc w:val="left"/>
+              <w:rPr>
+                <w:szCs w:val="20"/>
+              </w:rPr>
+            </w:pPr>
+            <w:r>
+              <w:rPr>
+                <w:szCs w:val="20"/>
+              </w:rPr>
+              <w:t xml:space="preserve">Problema 2. Correctitud </w:t>
+            </w:r>
+          </w:p>
+          <w:p>
+            <w:pPr>
+              <w:pStyle w:val="TableParagraph"/>
+              <w:spacing w:line="258" w:lineRule="exact"/>
+              <w:jc w:val="left"/>
+              <w:rPr>
+                <w:szCs w:val="20"/>
+              </w:rPr>
+            </w:pPr>
+            <w:r>
+              <w:rPr>
+                <w:szCs w:val="20"/>
+              </w:rPr>
+              <w:t>(2 puntos)</w:t>
+            </w:r>
+          </w:p>
+        </w:tc>
+        <w:tc>
+          <w:tcPr>
+            <w:tcW w:w="2252" w:type="dxa"/>
+          </w:tcPr>
+          <w:p>
+            <w:pPr>
+              <w:pStyle w:val="TableParagraph"/>
+              <w:spacing w:line="258" w:lineRule="exact"/>
+              <w:rPr>
+                <w:szCs w:val="20"/>
+              </w:rPr>
+            </w:pPr>
+            <w:r>
+              <w:rPr>
+                <w:szCs w:val="20"/>
+              </w:rPr>
+              <w:t>Siempre obtiene segundo mayor correcto</w:t>
+            </w:r>
+          </w:p>
+          <w:p>
+            <w:pPr>
+              <w:pStyle w:val="TableParagraph"/>
+              <w:spacing w:line="225" w:lineRule="auto"/>
+              <w:ind w:left="143" w:right="140" w:firstLine="3"/>
+              <w:rPr>
+                <w:szCs w:val="20"/>
+              </w:rPr>
+            </w:pPr>
+            <w:r>
+              <w:rPr>
+                <w:szCs w:val="20"/>
+              </w:rPr>
+              <w:t>(2 puntos)</w:t>
+            </w:r>
+          </w:p>
+          <w:p>
+            <w:pPr>
+              <w:pStyle w:val="TableParagraph"/>
+              <w:spacing w:line="258" w:lineRule="exact"/>
+              <w:rPr>
+                <w:szCs w:val="20"/>
+              </w:rPr>
+            </w:pPr>
+          </w:p>
+        </w:tc>
+        <w:tc>
+          <w:tcPr>
+            <w:tcW w:w="2355" w:type="dxa"/>
+          </w:tcPr>
+          <w:p>
+            <w:pPr>
+              <w:pStyle w:val="TableParagraph"/>
+              <w:spacing w:line="258" w:lineRule="exact"/>
+              <w:rPr>
+                <w:szCs w:val="20"/>
+              </w:rPr>
+            </w:pPr>
+            <w:r>
+              <w:rPr>
+                <w:szCs w:val="20"/>
+              </w:rPr>
+              <w:t>Falla en casos borde</w:t>
+            </w:r>
+          </w:p>
+          <w:p>
+            <w:pPr>
+              <w:pStyle w:val="TableParagraph"/>
+              <w:spacing w:line="258" w:lineRule="exact"/>
+              <w:rPr>
+                <w:szCs w:val="20"/>
+              </w:rPr>
+            </w:pPr>
+            <w:r>
+              <w:rPr>
+                <w:szCs w:val="20"/>
+              </w:rPr>
+              <w:t>(1 punto)</w:t>
+            </w:r>
+          </w:p>
+        </w:tc>
+        <w:tc>
+          <w:tcPr>
+            <w:tcW w:w="1945" w:type="dxa"/>
+          </w:tcPr>
+          <w:p>
+            <w:pPr>
+              <w:pStyle w:val="TableParagraph"/>
+              <w:spacing w:line="225" w:lineRule="auto"/>
+              <w:ind w:left="203" w:right="197"/>
+              <w:rPr>
+                <w:szCs w:val="20"/>
+              </w:rPr>
+            </w:pPr>
+            <w:r>
+              <w:rPr>
+                <w:szCs w:val="20"/>
+              </w:rPr>
+              <w:t xml:space="preserve">Falla en </w:t>
+            </w:r>
+            <w:r>
+              <w:rPr>
+                <w:szCs w:val="20"/>
+              </w:rPr>
+              <w:t>la mayoría de los</w:t>
+            </w:r>
+            <w:r>
+              <w:rPr>
+                <w:szCs w:val="20"/>
+              </w:rPr>
+              <w:t xml:space="preserve"> casos</w:t>
+            </w:r>
+            <w:r>
+              <w:rPr>
+                <w:szCs w:val="20"/>
+              </w:rPr>
+              <w:t>.</w:t>
+            </w:r>
+          </w:p>
+          <w:p>
+            <w:pPr>
+              <w:pStyle w:val="TableParagraph"/>
+              <w:spacing w:line="258" w:lineRule="exact"/>
+              <w:rPr>
+                <w:szCs w:val="20"/>
+              </w:rPr>
+            </w:pPr>
+            <w:r>
+              <w:rPr>
+                <w:szCs w:val="20"/>
+              </w:rPr>
+              <w:t>(0 puntos)</w:t>
+            </w:r>
+          </w:p>
+          <w:p>
+            <w:pPr>
+              <w:pStyle w:val="TableParagraph"/>
+              <w:spacing w:line="258" w:lineRule="exact"/>
+              <w:rPr>
+                <w:szCs w:val="20"/>
+              </w:rPr>
+            </w:pPr>
+          </w:p>
+        </w:tc>
+      </w:tr>
+      <w:tr>
+        <w:trPr>
+          <w:trHeight w:val="1016"/>
+        </w:trPr>
+        <w:tc>
+          <w:tcPr>
+            <w:tcW w:w="1944" w:type="dxa"/>
+          </w:tcPr>
+          <w:p>
+            <w:pPr>
+              <w:pStyle w:val="TableParagraph"/>
+              <w:spacing w:line="258" w:lineRule="exact"/>
+              <w:jc w:val="left"/>
+              <w:rPr>
+                <w:szCs w:val="20"/>
+              </w:rPr>
+            </w:pPr>
+            <w:r>
+              <w:rPr>
+                <w:szCs w:val="20"/>
+              </w:rPr>
+              <w:t xml:space="preserve">Problema </w:t>
+            </w:r>
+            <w:r>
+              <w:rPr>
+                <w:szCs w:val="20"/>
+              </w:rPr>
+              <w:t>2</w:t>
+            </w:r>
+            <w:r>
+              <w:rPr>
+                <w:szCs w:val="20"/>
+              </w:rPr>
+              <w:t>.</w:t>
+            </w:r>
+          </w:p>
+          <w:p>
+            <w:pPr>
+              <w:pStyle w:val="TableParagraph"/>
+              <w:spacing w:line="258" w:lineRule="exact"/>
+              <w:jc w:val="left"/>
+              <w:rPr>
+                <w:szCs w:val="20"/>
+              </w:rPr>
+            </w:pPr>
+            <w:r>
+              <w:rPr>
+                <w:szCs w:val="20"/>
+              </w:rPr>
+              <w:t>Recurrencia + Big O</w:t>
+            </w:r>
+          </w:p>
+          <w:p>
+            <w:pPr>
+              <w:pStyle w:val="TableParagraph"/>
+              <w:spacing w:line="258" w:lineRule="exact"/>
+              <w:jc w:val="left"/>
+              <w:rPr>
+                <w:szCs w:val="20"/>
+              </w:rPr>
+            </w:pPr>
+            <w:r>
+              <w:rPr>
+                <w:szCs w:val="20"/>
+              </w:rPr>
+              <w:t>(2 puntos)</w:t>
+            </w:r>
+          </w:p>
+          <w:p>
+            <w:pPr>
+              <w:pStyle w:val="TableParagraph"/>
+              <w:spacing w:line="258" w:lineRule="exact"/>
+              <w:jc w:val="left"/>
+              <w:rPr>
+                <w:szCs w:val="20"/>
+              </w:rPr>
+            </w:pPr>
+          </w:p>
+        </w:tc>
+        <w:tc>
+          <w:tcPr>
+            <w:tcW w:w="2252" w:type="dxa"/>
+          </w:tcPr>
+          <w:p>
+            <w:pPr>
+              <w:pStyle w:val="TableParagraph"/>
+              <w:spacing w:line="258" w:lineRule="exact"/>
+              <w:rPr>
+                <w:szCs w:val="20"/>
+              </w:rPr>
+            </w:pPr>
+            <w:r>
+              <w:rPr>
+                <w:szCs w:val="20"/>
+              </w:rPr>
+              <w:t>T(n) y O(n) correctos y justificados</w:t>
+            </w:r>
+          </w:p>
+          <w:p>
+            <w:pPr>
+              <w:pStyle w:val="TableParagraph"/>
+              <w:spacing w:line="258" w:lineRule="exact"/>
+              <w:rPr>
+                <w:szCs w:val="20"/>
+              </w:rPr>
+            </w:pPr>
+            <w:r>
+              <w:rPr>
+                <w:szCs w:val="20"/>
+              </w:rPr>
+              <w:t>(2 puntos)</w:t>
+            </w:r>
+          </w:p>
+        </w:tc>
+        <w:tc>
+          <w:tcPr>
+            <w:tcW w:w="2355" w:type="dxa"/>
+          </w:tcPr>
+          <w:p>
+            <w:pPr>
+              <w:pStyle w:val="TableParagraph"/>
+              <w:spacing w:line="258" w:lineRule="exact"/>
+              <w:rPr>
+                <w:szCs w:val="20"/>
+              </w:rPr>
+            </w:pPr>
+            <w:r>
+              <w:rPr>
+                <w:szCs w:val="20"/>
+              </w:rPr>
+              <w:t>Parcial o con errores menores</w:t>
+            </w:r>
+          </w:p>
+          <w:p>
+            <w:pPr>
+              <w:pStyle w:val="TableParagraph"/>
+              <w:spacing w:line="258" w:lineRule="exact"/>
+              <w:rPr>
+                <w:szCs w:val="20"/>
+              </w:rPr>
+            </w:pPr>
+            <w:r>
+              <w:rPr>
+                <w:szCs w:val="20"/>
+              </w:rPr>
+              <w:t>(1 punto)</w:t>
+            </w:r>
+          </w:p>
+        </w:tc>
+        <w:tc>
+          <w:tcPr>
+            <w:tcW w:w="1945" w:type="dxa"/>
+          </w:tcPr>
+          <w:p>
+            <w:pPr>
+              <w:pStyle w:val="TableParagraph"/>
+              <w:spacing w:line="258" w:lineRule="exact"/>
+              <w:rPr>
+                <w:szCs w:val="20"/>
+              </w:rPr>
+            </w:pPr>
+            <w:r>
+              <w:rPr>
+                <w:szCs w:val="20"/>
+              </w:rPr>
+              <w:t>No lo presenta o es incorrecto</w:t>
+            </w:r>
+          </w:p>
+          <w:p>
+            <w:pPr>
+              <w:pStyle w:val="TableParagraph"/>
+              <w:spacing w:line="258" w:lineRule="exact"/>
+              <w:rPr>
+                <w:szCs w:val="20"/>
+              </w:rPr>
+            </w:pPr>
+            <w:r>
+              <w:rPr>
+                <w:szCs w:val="20"/>
+              </w:rPr>
+              <w:t>(0 puntos)</w:t>
+            </w:r>
+          </w:p>
+        </w:tc>
+      </w:tr>
+      <w:tr>
+        <w:trPr>
+          <w:trHeight w:val="1016"/>
+        </w:trPr>
+        <w:tc>
+          <w:tcPr>
+            <w:tcW w:w="1944" w:type="dxa"/>
+          </w:tcPr>
+          <w:p>
+            <w:pPr>
+              <w:pStyle w:val="TableParagraph"/>
+              <w:spacing w:line="258" w:lineRule="exact"/>
+              <w:ind w:right="49"/>
+              <w:jc w:val="left"/>
+              <w:rPr>
+                <w:szCs w:val="20"/>
+              </w:rPr>
+            </w:pPr>
+            <w:r>
+              <w:rPr>
+                <w:szCs w:val="20"/>
+              </w:rPr>
+              <w:t>Problema 3. Diseño de algoritmo</w:t>
+            </w:r>
+          </w:p>
+          <w:p>
+            <w:pPr>
+              <w:pStyle w:val="TableParagraph"/>
+              <w:spacing w:line="258" w:lineRule="exact"/>
+              <w:jc w:val="left"/>
+              <w:rPr>
+                <w:szCs w:val="20"/>
+              </w:rPr>
+            </w:pPr>
+            <w:r>
+              <w:rPr>
+                <w:szCs w:val="20"/>
+              </w:rPr>
+              <w:t>(2 puntos)</w:t>
+            </w:r>
+          </w:p>
+        </w:tc>
+        <w:tc>
+          <w:tcPr>
+            <w:tcW w:w="2252" w:type="dxa"/>
+          </w:tcPr>
+          <w:p>
+            <w:pPr>
+              <w:pStyle w:val="TableParagraph"/>
+              <w:spacing w:line="258" w:lineRule="exact"/>
+              <w:rPr>
+                <w:szCs w:val="20"/>
+              </w:rPr>
+            </w:pPr>
+            <w:r>
+              <w:rPr>
+                <w:szCs w:val="20"/>
+              </w:rPr>
+              <w:t>Propone un algoritmo correcto que resuelve el problema usando un enfoque de división de subproblemas y combinación de resultados. La estrategia está bien estructurada</w:t>
+            </w:r>
+            <w:r>
+              <w:rPr>
+                <w:szCs w:val="20"/>
+              </w:rPr>
+              <w:t xml:space="preserve"> y explicada</w:t>
+            </w:r>
+            <w:r>
+              <w:rPr>
+                <w:szCs w:val="20"/>
+              </w:rPr>
+              <w:t>.</w:t>
+            </w:r>
+          </w:p>
+          <w:p>
+            <w:pPr>
+              <w:pStyle w:val="TableParagraph"/>
+              <w:spacing w:line="258" w:lineRule="exact"/>
+              <w:rPr>
+                <w:szCs w:val="20"/>
+              </w:rPr>
+            </w:pPr>
+            <w:r>
+              <w:rPr>
+                <w:szCs w:val="20"/>
+              </w:rPr>
+              <w:lastRenderedPageBreak/>
+              <w:t>(2 puntos)</w:t>
+            </w:r>
+          </w:p>
+          <w:p>
+            <w:pPr>
+              <w:pStyle w:val="TableParagraph"/>
+              <w:spacing w:line="258" w:lineRule="exact"/>
+              <w:rPr>
+                <w:szCs w:val="20"/>
+              </w:rPr>
+            </w:pPr>
+          </w:p>
+        </w:tc>
+        <w:tc>
+          <w:tcPr>
+            <w:tcW w:w="2355" w:type="dxa"/>
+          </w:tcPr>
+          <w:p>
+            <w:pPr>
+              <w:pStyle w:val="TableParagraph"/>
+              <w:spacing w:line="258" w:lineRule="exact"/>
+              <w:rPr>
+                <w:szCs w:val="20"/>
+              </w:rPr>
+            </w:pPr>
+            <w:r>
+              <w:rPr>
+                <w:szCs w:val="20"/>
+              </w:rPr>
+              <w:lastRenderedPageBreak/>
+              <w:t>El algoritmo es parcialmente correcto o incompleto. La división o combinación no está bien definida</w:t>
+            </w:r>
+            <w:r>
+              <w:rPr>
+                <w:szCs w:val="20"/>
+              </w:rPr>
+              <w:t>.</w:t>
+            </w:r>
+          </w:p>
+          <w:p>
+            <w:pPr>
+              <w:pStyle w:val="TableParagraph"/>
+              <w:spacing w:line="258" w:lineRule="exact"/>
+              <w:rPr>
+                <w:szCs w:val="20"/>
+              </w:rPr>
+            </w:pPr>
+            <w:r>
+              <w:rPr>
+                <w:szCs w:val="20"/>
+              </w:rPr>
+              <w:t>(1 punto)</w:t>
+            </w:r>
+          </w:p>
+        </w:tc>
+        <w:tc>
+          <w:tcPr>
+            <w:tcW w:w="1945" w:type="dxa"/>
+          </w:tcPr>
+          <w:p>
+            <w:pPr>
+              <w:pStyle w:val="TableParagraph"/>
+              <w:spacing w:line="258" w:lineRule="exact"/>
+              <w:rPr>
+                <w:szCs w:val="20"/>
+              </w:rPr>
+            </w:pPr>
+            <w:r>
+              <w:rPr>
+                <w:szCs w:val="20"/>
+              </w:rPr>
+              <w:t>No hay un diseño claro o no resuelve el problema.</w:t>
+            </w:r>
+          </w:p>
+          <w:p>
+            <w:pPr>
+              <w:pStyle w:val="TableParagraph"/>
+              <w:spacing w:line="258" w:lineRule="exact"/>
+              <w:rPr>
+                <w:szCs w:val="20"/>
+                <w:lang w:val="es-MX"/>
+              </w:rPr>
+            </w:pPr>
+            <w:r>
+              <w:rPr>
+                <w:szCs w:val="20"/>
+              </w:rPr>
+              <w:t>(0 puntos)</w:t>
+            </w:r>
+          </w:p>
+        </w:tc>
+      </w:tr>
+      <w:tr>
+        <w:trPr>
+          <w:trHeight w:val="1016"/>
+        </w:trPr>
+        <w:tc>
+          <w:tcPr>
+            <w:tcW w:w="1944" w:type="dxa"/>
+          </w:tcPr>
+          <w:p>
+            <w:pPr>
+              <w:pStyle w:val="TableParagraph"/>
+              <w:spacing w:line="258" w:lineRule="exact"/>
+              <w:jc w:val="left"/>
+              <w:rPr>
+                <w:szCs w:val="20"/>
+              </w:rPr>
+            </w:pPr>
+            <w:r>
+              <w:rPr>
+                <w:szCs w:val="20"/>
+              </w:rPr>
+              <w:t xml:space="preserve">Problema 3. Correctitud </w:t>
+            </w:r>
+          </w:p>
+          <w:p>
+            <w:pPr>
+              <w:pStyle w:val="TableParagraph"/>
+              <w:spacing w:line="258" w:lineRule="exact"/>
+              <w:jc w:val="left"/>
+              <w:rPr>
+                <w:szCs w:val="20"/>
+              </w:rPr>
+            </w:pPr>
+            <w:r>
+              <w:rPr>
+                <w:szCs w:val="20"/>
+              </w:rPr>
+              <w:t>(2 puntos)</w:t>
+            </w:r>
+          </w:p>
+        </w:tc>
+        <w:tc>
+          <w:tcPr>
+            <w:tcW w:w="2252" w:type="dxa"/>
+          </w:tcPr>
+          <w:p>
+            <w:pPr>
+              <w:pStyle w:val="TableParagraph"/>
+              <w:spacing w:line="258" w:lineRule="exact"/>
+              <w:rPr>
+                <w:szCs w:val="20"/>
+              </w:rPr>
+            </w:pPr>
+            <w:r>
+              <w:rPr>
+                <w:szCs w:val="20"/>
+              </w:rPr>
+              <w:t>El algoritmo cuenta correctamente todas las inversiones en distintos casos de prueba.</w:t>
+            </w:r>
+          </w:p>
+          <w:p>
+            <w:pPr>
+              <w:pStyle w:val="TableParagraph"/>
+              <w:spacing w:line="258" w:lineRule="exact"/>
+              <w:rPr>
+                <w:szCs w:val="20"/>
+              </w:rPr>
+            </w:pPr>
+            <w:r>
+              <w:rPr>
+                <w:szCs w:val="20"/>
+              </w:rPr>
+              <w:t>(2 puntos)</w:t>
+            </w:r>
+          </w:p>
+        </w:tc>
+        <w:tc>
+          <w:tcPr>
+            <w:tcW w:w="2355" w:type="dxa"/>
+          </w:tcPr>
+          <w:p>
+            <w:pPr>
+              <w:pStyle w:val="TableParagraph"/>
+              <w:spacing w:line="258" w:lineRule="exact"/>
+              <w:rPr>
+                <w:szCs w:val="20"/>
+              </w:rPr>
+            </w:pPr>
+            <w:r>
+              <w:rPr>
+                <w:szCs w:val="20"/>
+              </w:rPr>
+              <w:t>Funciona en casos simples, pero falla en casos más complejos o borde.</w:t>
+            </w:r>
+          </w:p>
+          <w:p>
+            <w:pPr>
+              <w:pStyle w:val="TableParagraph"/>
+              <w:spacing w:line="258" w:lineRule="exact"/>
+              <w:rPr>
+                <w:szCs w:val="20"/>
+              </w:rPr>
+            </w:pPr>
+            <w:r>
+              <w:rPr>
+                <w:szCs w:val="20"/>
+              </w:rPr>
+              <w:t>(1 punto)</w:t>
+            </w:r>
+          </w:p>
+        </w:tc>
+        <w:tc>
+          <w:tcPr>
+            <w:tcW w:w="1945" w:type="dxa"/>
+          </w:tcPr>
+          <w:p>
+            <w:pPr>
+              <w:pStyle w:val="TableParagraph"/>
+              <w:spacing w:line="258" w:lineRule="exact"/>
+              <w:rPr>
+                <w:szCs w:val="20"/>
+              </w:rPr>
+            </w:pPr>
+            <w:r>
+              <w:rPr>
+                <w:szCs w:val="20"/>
+              </w:rPr>
+              <w:t>El resultado es incorrecto o inconsistente.</w:t>
+            </w:r>
+          </w:p>
+          <w:p>
+            <w:pPr>
+              <w:pStyle w:val="TableParagraph"/>
+              <w:spacing w:line="258" w:lineRule="exact"/>
+              <w:rPr>
+                <w:szCs w:val="20"/>
+              </w:rPr>
+            </w:pPr>
+            <w:r>
+              <w:rPr>
+                <w:szCs w:val="20"/>
+              </w:rPr>
+              <w:t>(0 puntos)</w:t>
+            </w:r>
+          </w:p>
+          <w:p>
+            <w:pPr>
+              <w:pStyle w:val="TableParagraph"/>
+              <w:spacing w:line="258" w:lineRule="exact"/>
+              <w:rPr>
+                <w:szCs w:val="20"/>
+              </w:rPr>
+            </w:pPr>
+          </w:p>
+        </w:tc>
+      </w:tr>
+      <w:tr>
+        <w:trPr>
+          <w:trHeight w:val="1016"/>
+        </w:trPr>
+        <w:tc>
+          <w:tcPr>
+            <w:tcW w:w="1944" w:type="dxa"/>
+          </w:tcPr>
+          <w:p>
+            <w:pPr>
+              <w:pStyle w:val="TableParagraph"/>
+              <w:spacing w:line="258" w:lineRule="exact"/>
+              <w:jc w:val="left"/>
+              <w:rPr>
+                <w:szCs w:val="20"/>
+              </w:rPr>
+            </w:pPr>
+            <w:r>
+              <w:rPr>
+                <w:szCs w:val="20"/>
+              </w:rPr>
+              <w:t xml:space="preserve">Problema </w:t>
+            </w:r>
+            <w:r>
+              <w:rPr>
+                <w:szCs w:val="20"/>
+              </w:rPr>
+              <w:t>3</w:t>
+            </w:r>
+            <w:r>
+              <w:rPr>
+                <w:szCs w:val="20"/>
+              </w:rPr>
+              <w:t>.</w:t>
+            </w:r>
+          </w:p>
+          <w:p>
+            <w:pPr>
+              <w:pStyle w:val="TableParagraph"/>
+              <w:spacing w:line="258" w:lineRule="exact"/>
+              <w:jc w:val="left"/>
+              <w:rPr>
+                <w:szCs w:val="20"/>
+              </w:rPr>
+            </w:pPr>
+            <w:r>
+              <w:rPr>
+                <w:szCs w:val="20"/>
+              </w:rPr>
+              <w:t>Recurrencia + Big O</w:t>
+            </w:r>
+          </w:p>
+          <w:p>
+            <w:pPr>
+              <w:pStyle w:val="TableParagraph"/>
+              <w:spacing w:line="258" w:lineRule="exact"/>
+              <w:jc w:val="left"/>
+              <w:rPr>
+                <w:szCs w:val="20"/>
+              </w:rPr>
+            </w:pPr>
+            <w:r>
+              <w:rPr>
+                <w:szCs w:val="20"/>
+              </w:rPr>
+              <w:t>(2 puntos)</w:t>
+            </w:r>
+          </w:p>
+          <w:p>
+            <w:pPr>
+              <w:pStyle w:val="TableParagraph"/>
+              <w:spacing w:line="258" w:lineRule="exact"/>
+              <w:jc w:val="left"/>
+              <w:rPr>
+                <w:szCs w:val="20"/>
+              </w:rPr>
+            </w:pPr>
+          </w:p>
+        </w:tc>
+        <w:tc>
+          <w:tcPr>
+            <w:tcW w:w="2252" w:type="dxa"/>
+          </w:tcPr>
+          <w:p>
+            <w:pPr>
+              <w:pStyle w:val="TableParagraph"/>
+              <w:spacing w:line="258" w:lineRule="exact"/>
+              <w:rPr>
+                <w:szCs w:val="20"/>
+              </w:rPr>
+            </w:pPr>
+            <w:r>
+              <w:rPr>
+                <w:szCs w:val="20"/>
+              </w:rPr>
+              <w:t>T(n) y O(n) correctos y justificados</w:t>
+            </w:r>
+          </w:p>
+          <w:p>
+            <w:pPr>
+              <w:pStyle w:val="TableParagraph"/>
+              <w:spacing w:line="258" w:lineRule="exact"/>
+              <w:rPr>
+                <w:szCs w:val="20"/>
+              </w:rPr>
+            </w:pPr>
+            <w:r>
+              <w:rPr>
+                <w:szCs w:val="20"/>
+              </w:rPr>
+              <w:t>(2 puntos)</w:t>
+            </w:r>
+          </w:p>
+        </w:tc>
+        <w:tc>
+          <w:tcPr>
+            <w:tcW w:w="2355" w:type="dxa"/>
+          </w:tcPr>
+          <w:p>
+            <w:pPr>
+              <w:pStyle w:val="TableParagraph"/>
+              <w:spacing w:line="258" w:lineRule="exact"/>
+              <w:rPr>
+                <w:szCs w:val="20"/>
+              </w:rPr>
+            </w:pPr>
+            <w:r>
+              <w:rPr>
+                <w:szCs w:val="20"/>
+              </w:rPr>
+              <w:t>Parcial o con errores menores</w:t>
+            </w:r>
+          </w:p>
+          <w:p>
+            <w:pPr>
+              <w:pStyle w:val="TableParagraph"/>
+              <w:spacing w:line="258" w:lineRule="exact"/>
+              <w:rPr>
+                <w:szCs w:val="20"/>
+              </w:rPr>
+            </w:pPr>
+            <w:r>
+              <w:rPr>
+                <w:szCs w:val="20"/>
+              </w:rPr>
+              <w:t>(1 punto)</w:t>
+            </w:r>
+          </w:p>
+        </w:tc>
+        <w:tc>
+          <w:tcPr>
+            <w:tcW w:w="1945" w:type="dxa"/>
+          </w:tcPr>
+          <w:p>
+            <w:pPr>
+              <w:pStyle w:val="TableParagraph"/>
+              <w:spacing w:line="258" w:lineRule="exact"/>
+              <w:rPr>
+                <w:szCs w:val="20"/>
+              </w:rPr>
+            </w:pPr>
+            <w:r>
+              <w:rPr>
+                <w:szCs w:val="20"/>
+              </w:rPr>
+              <w:t>No lo presenta o es incorrecto</w:t>
+            </w:r>
+          </w:p>
+          <w:p>
+            <w:pPr>
+              <w:pStyle w:val="TableParagraph"/>
+              <w:spacing w:line="258" w:lineRule="exact"/>
+              <w:rPr>
+                <w:szCs w:val="20"/>
+              </w:rPr>
+            </w:pPr>
+            <w:r>
+              <w:rPr>
+                <w:szCs w:val="20"/>
+              </w:rPr>
+              <w:t>(0 puntos)</w:t>
+            </w:r>
+          </w:p>
+        </w:tc>
+      </w:tr>
+      <w:tr>
+        <w:trPr>
+          <w:trHeight w:val="1016"/>
+        </w:trPr>
+        <w:tc>
+          <w:tcPr>
+            <w:tcW w:w="1944" w:type="dxa"/>
+          </w:tcPr>
+          <w:p>
+            <w:pPr>
+              <w:pStyle w:val="TableParagraph"/>
+              <w:spacing w:line="258" w:lineRule="exact"/>
+              <w:jc w:val="left"/>
+              <w:rPr>
+                <w:szCs w:val="20"/>
+              </w:rPr>
+            </w:pPr>
+            <w:r>
+              <w:rPr>
+                <w:szCs w:val="20"/>
+              </w:rPr>
+              <w:t>Problema 3. J</w:t>
+            </w:r>
+            <w:r>
+              <w:rPr>
+                <w:szCs w:val="20"/>
+              </w:rPr>
+              <w:t>ustificación de la eficiencia</w:t>
+            </w:r>
+          </w:p>
+          <w:p>
+            <w:pPr>
+              <w:pStyle w:val="TableParagraph"/>
+              <w:spacing w:line="258" w:lineRule="exact"/>
+              <w:jc w:val="left"/>
+              <w:rPr>
+                <w:szCs w:val="20"/>
+              </w:rPr>
+            </w:pPr>
+            <w:r>
+              <w:rPr>
+                <w:szCs w:val="20"/>
+              </w:rPr>
+              <w:t>(2 puntos)</w:t>
+            </w:r>
+          </w:p>
+          <w:p>
+            <w:pPr>
+              <w:pStyle w:val="TableParagraph"/>
+              <w:spacing w:line="258" w:lineRule="exact"/>
+              <w:jc w:val="left"/>
+              <w:rPr>
+                <w:szCs w:val="20"/>
+              </w:rPr>
+            </w:pPr>
+          </w:p>
+        </w:tc>
+        <w:tc>
+          <w:tcPr>
+            <w:tcW w:w="2252" w:type="dxa"/>
+          </w:tcPr>
+          <w:p>
+            <w:pPr>
+              <w:pStyle w:val="TableParagraph"/>
+              <w:spacing w:line="258" w:lineRule="exact"/>
+              <w:rPr>
+                <w:szCs w:val="20"/>
+              </w:rPr>
+            </w:pPr>
+            <w:r>
+              <w:rPr>
+                <w:szCs w:val="20"/>
+              </w:rPr>
+              <w:t xml:space="preserve">Explica claramente por qué su solución es más eficiente que </w:t>
+            </w:r>
+            <w:r>
+              <w:rPr>
+                <w:szCs w:val="20"/>
+              </w:rPr>
+              <w:t>otras posibles</w:t>
+            </w:r>
+            <w:r>
+              <w:rPr>
+                <w:szCs w:val="20"/>
+              </w:rPr>
+              <w:t xml:space="preserve"> soluci</w:t>
+            </w:r>
+            <w:r>
+              <w:rPr>
+                <w:szCs w:val="20"/>
+              </w:rPr>
+              <w:t>ones.</w:t>
+            </w:r>
+          </w:p>
+          <w:p>
+            <w:pPr>
+              <w:pStyle w:val="TableParagraph"/>
+              <w:spacing w:line="258" w:lineRule="exact"/>
+              <w:rPr>
+                <w:szCs w:val="20"/>
+              </w:rPr>
+            </w:pPr>
+            <w:r>
+              <w:rPr>
+                <w:szCs w:val="20"/>
+              </w:rPr>
+              <w:t>(2 puntos)</w:t>
+            </w:r>
+          </w:p>
+          <w:p>
+            <w:pPr>
+              <w:pStyle w:val="TableParagraph"/>
+              <w:spacing w:line="258" w:lineRule="exact"/>
+              <w:rPr>
+                <w:szCs w:val="20"/>
+              </w:rPr>
+            </w:pPr>
+          </w:p>
+          <w:p>
+            <w:pPr>
+              <w:pStyle w:val="TableParagraph"/>
+              <w:spacing w:line="258" w:lineRule="exact"/>
+              <w:rPr>
+                <w:szCs w:val="20"/>
+              </w:rPr>
+            </w:pPr>
+          </w:p>
+        </w:tc>
+        <w:tc>
+          <w:tcPr>
+            <w:tcW w:w="2355" w:type="dxa"/>
+          </w:tcPr>
+          <w:p>
+            <w:pPr>
+              <w:pStyle w:val="TableParagraph"/>
+              <w:spacing w:line="258" w:lineRule="exact"/>
+              <w:rPr>
+                <w:szCs w:val="20"/>
+              </w:rPr>
+            </w:pPr>
+            <w:r>
+              <w:rPr>
+                <w:szCs w:val="20"/>
+              </w:rPr>
+              <w:t>Explicación superficial o poco clara.</w:t>
+            </w:r>
+          </w:p>
+          <w:p>
+            <w:pPr>
+              <w:pStyle w:val="TableParagraph"/>
+              <w:spacing w:line="258" w:lineRule="exact"/>
+              <w:rPr>
+                <w:szCs w:val="20"/>
+              </w:rPr>
+            </w:pPr>
+            <w:r>
+              <w:rPr>
+                <w:szCs w:val="20"/>
+              </w:rPr>
+              <w:t>(1 punto)</w:t>
+            </w:r>
+          </w:p>
+        </w:tc>
+        <w:tc>
+          <w:tcPr>
+            <w:tcW w:w="1945" w:type="dxa"/>
+          </w:tcPr>
+          <w:p>
+            <w:pPr>
+              <w:pStyle w:val="TableParagraph"/>
+              <w:spacing w:line="258" w:lineRule="exact"/>
+              <w:rPr>
+                <w:szCs w:val="20"/>
+              </w:rPr>
+            </w:pPr>
+            <w:r>
+              <w:rPr>
+                <w:szCs w:val="20"/>
+              </w:rPr>
+              <w:t>No justifica la eficiencia.</w:t>
+            </w:r>
+          </w:p>
+          <w:p>
+            <w:pPr>
+              <w:pStyle w:val="TableParagraph"/>
+              <w:spacing w:line="258" w:lineRule="exact"/>
+              <w:rPr>
+                <w:szCs w:val="20"/>
+              </w:rPr>
+            </w:pPr>
+            <w:r>
+              <w:rPr>
+                <w:szCs w:val="20"/>
+              </w:rPr>
+              <w:t>(0 puntos)</w:t>
+            </w:r>
+          </w:p>
+        </w:tc>
+      </w:tr>
+    </w:tbl>
+    <w:p>
+      <w:pPr>
+        <w:rPr>
+          <w:rFonts w:cstheme="minorHAnsi"/>
+        </w:rPr>
+      </w:pPr>
+    </w:p>
+    <w:p/>
     <w:sectPr>
       <w:pgSz w:w="11906" w:h="16838"/>
       <w:pgMar w:top="1417" w:right="1701" w:bottom="1417" w:left="1701" w:header="708" w:footer="708" w:gutter="0"/>
@@ -12395,6 +14428,7 @@
   <w:style w:type="character" w:default="1" w:styleId="Fuentedeprrafopredeter">
     <w:name w:val="Default Paragraph Font"/>
     <w:uiPriority w:val="1"/>
+    <w:semiHidden/>
     <w:unhideWhenUsed/>
   </w:style>
   <w:style w:type="table" w:default="1" w:styleId="Tablanormal">
@@ -12787,6 +14821,60 @@
       <w:color w:val="404040" w:themeColor="text1" w:themeTint="BF"/>
     </w:rPr>
   </w:style>
+  <w:style w:type="table" w:customStyle="1" w:styleId="TableNormal">
+    <w:name w:val="Table Normal"/>
+    <w:uiPriority w:val="2"/>
+    <w:semiHidden/>
+    <w:unhideWhenUsed/>
+    <w:qFormat/>
+    <w:rsid w:val="002C3D72"/>
+    <w:pPr>
+      <w:widowControl w:val="0"/>
+      <w:autoSpaceDE w:val="0"/>
+      <w:autoSpaceDN w:val="0"/>
+      <w:spacing w:after="0" w:line="240" w:lineRule="auto"/>
+    </w:pPr>
+    <w:rPr>
+      <w:rFonts w:eastAsiaTheme="minorHAnsi"/>
+      <w:kern w:val="0"/>
+      <w:sz w:val="22"/>
+      <w:szCs w:val="22"/>
+      <w:lang w:val="en-US"/>
+      <w14:ligatures w14:val="none"/>
+    </w:rPr>
+    <w:tblPr>
+      <w:tblInd w:w="0" w:type="dxa"/>
+      <w:tblCellMar>
+        <w:top w:w="0" w:type="dxa"/>
+        <w:left w:w="0" w:type="dxa"/>
+        <w:bottom w:w="0" w:type="dxa"/>
+        <w:right w:w="0" w:type="dxa"/>
+      </w:tblCellMar>
+    </w:tblPr>
+  </w:style>
+  <w:style w:type="paragraph" w:customStyle="1" w:styleId="TableParagraph">
+    <w:name w:val="Table Paragraph"/>
+    <w:basedOn w:val="Normal"/>
+    <w:uiPriority w:val="1"/>
+    <w:qFormat/>
+    <w:rsid w:val="002C3D72"/>
+    <w:pPr>
+      <w:widowControl w:val="0"/>
+      <w:autoSpaceDE w:val="0"/>
+      <w:autoSpaceDN w:val="0"/>
+      <w:spacing w:after="0" w:line="240" w:lineRule="auto"/>
+      <w:ind w:left="58"/>
+      <w:jc w:val="center"/>
+    </w:pPr>
+    <w:rPr>
+      <w:rFonts w:ascii="Tahoma" w:eastAsia="Tahoma" w:hAnsi="Tahoma" w:cs="Tahoma"/>
+      <w:kern w:val="0"/>
+      <w:sz w:val="22"/>
+      <w:szCs w:val="22"/>
+      <w:lang w:val="es-ES"/>
+      <w14:ligatures w14:val="none"/>
+    </w:rPr>
+  </w:style>
 </w:styles>
 </file>
 
